--- a/tables/Smoking_Descriptive_Analyses.docx
+++ b/tables/Smoking_Descriptive_Analyses.docx
@@ -523,7 +523,7 @@
                 <w:i w:val="0"/>
                 <w:sz w:val="20"/>
               </w:rPr>
-              <w:t>6.0 (6.0–10.5)</w:t>
+              <w:t>6 (6–12)</w:t>
             </w:r>
           </w:p>
         </w:tc>
@@ -589,7 +589,7 @@
                 <w:i w:val="0"/>
                 <w:sz w:val="20"/>
               </w:rPr>
-              <w:t>6.0 (6.0–10.5)</w:t>
+              <w:t>6 (6–12)</w:t>
             </w:r>
           </w:p>
         </w:tc>
@@ -792,7 +792,7 @@
                 <w:i w:val="0"/>
                 <w:sz w:val="20"/>
               </w:rPr>
-              <w:t>3 (75%)</w:t>
+              <w:t>4 (100%)</w:t>
             </w:r>
           </w:p>
         </w:tc>
@@ -858,7 +858,7 @@
                 <w:i w:val="0"/>
                 <w:sz w:val="20"/>
               </w:rPr>
-              <w:t>3 (75%)</w:t>
+              <w:t>4 (100%)</w:t>
             </w:r>
           </w:p>
         </w:tc>
@@ -1463,7 +1463,7 @@
                 <w:i w:val="0"/>
                 <w:sz w:val="20"/>
               </w:rPr>
-              <w:t>0 (0%)</w:t>
+              <w:t>4 (100%)</w:t>
             </w:r>
           </w:p>
         </w:tc>
@@ -1529,7 +1529,7 @@
                 <w:i w:val="0"/>
                 <w:sz w:val="20"/>
               </w:rPr>
-              <w:t>0 (0%)</w:t>
+              <w:t>4 (100%)</w:t>
             </w:r>
           </w:p>
         </w:tc>
@@ -1731,7 +1731,7 @@
                 <w:i w:val="0"/>
                 <w:sz w:val="20"/>
               </w:rPr>
-              <w:t>4 (100%)</w:t>
+              <w:t>0 (0%)</w:t>
             </w:r>
           </w:p>
         </w:tc>
@@ -1797,7 +1797,7 @@
                 <w:i w:val="0"/>
                 <w:sz w:val="20"/>
               </w:rPr>
-              <w:t>4 (100%)</w:t>
+              <w:t>0 (0%)</w:t>
             </w:r>
           </w:p>
         </w:tc>
@@ -2134,7 +2134,7 @@
                 <w:i w:val="0"/>
                 <w:sz w:val="20"/>
               </w:rPr>
-              <w:t>0 (0%)</w:t>
+              <w:t>1 (25%)</w:t>
             </w:r>
           </w:p>
         </w:tc>
@@ -2200,7 +2200,7 @@
                 <w:i w:val="0"/>
                 <w:sz w:val="20"/>
               </w:rPr>
-              <w:t>0 (0%)</w:t>
+              <w:t>1 (25%)</w:t>
             </w:r>
           </w:p>
         </w:tc>
@@ -2268,7 +2268,7 @@
                 <w:i w:val="0"/>
                 <w:sz w:val="20"/>
               </w:rPr>
-              <w:t>0 (0%)</w:t>
+              <w:t>3 (75%)</w:t>
             </w:r>
           </w:p>
         </w:tc>
@@ -2334,7 +2334,7 @@
                 <w:i w:val="0"/>
                 <w:sz w:val="20"/>
               </w:rPr>
-              <w:t>0 (0%)</w:t>
+              <w:t>3 (75%)</w:t>
             </w:r>
           </w:p>
         </w:tc>
@@ -2402,7 +2402,7 @@
                 <w:i w:val="0"/>
                 <w:sz w:val="20"/>
               </w:rPr>
-              <w:t>4 (100%)</w:t>
+              <w:t>0 (0%)</w:t>
             </w:r>
           </w:p>
         </w:tc>
@@ -2468,7 +2468,7 @@
                 <w:i w:val="0"/>
                 <w:sz w:val="20"/>
               </w:rPr>
-              <w:t>4 (100%)</w:t>
+              <w:t>0 (0%)</w:t>
             </w:r>
           </w:p>
         </w:tc>
@@ -2536,7 +2536,7 @@
                 <w:i w:val="0"/>
                 <w:sz w:val="20"/>
               </w:rPr>
-              <w:t>36.0 (6.0), n=4</w:t>
+              <w:t>35.0 (3.5), n=4</w:t>
             </w:r>
           </w:p>
         </w:tc>
@@ -2602,7 +2602,7 @@
                 <w:i w:val="0"/>
                 <w:sz w:val="20"/>
               </w:rPr>
-              <w:t>36.0 (6.0), n=4</w:t>
+              <w:t>35.0 (3.5), n=4</w:t>
             </w:r>
           </w:p>
         </w:tc>
@@ -2670,7 +2670,7 @@
                 <w:i w:val="0"/>
                 <w:sz w:val="20"/>
               </w:rPr>
-              <w:t>7.8 (1.5), n=4</w:t>
+              <w:t>8.3 (2.3), n=3</w:t>
             </w:r>
           </w:p>
         </w:tc>
@@ -2736,7 +2736,7 @@
                 <w:i w:val="0"/>
                 <w:sz w:val="20"/>
               </w:rPr>
-              <w:t>7.8 (1.5), n=4</w:t>
+              <w:t>8.3 (2.3), n=3</w:t>
             </w:r>
           </w:p>
         </w:tc>
@@ -2804,7 +2804,7 @@
                 <w:i w:val="0"/>
                 <w:sz w:val="20"/>
               </w:rPr>
-              <w:t>50.2 (57.5), n=4</w:t>
+              <w:t>90.7 (10.8), n=4</w:t>
             </w:r>
           </w:p>
         </w:tc>
@@ -2870,7 +2870,7 @@
                 <w:i w:val="0"/>
                 <w:sz w:val="20"/>
               </w:rPr>
-              <w:t>50.2 (57.5), n=4</w:t>
+              <w:t>90.7 (10.8), n=4</w:t>
             </w:r>
           </w:p>
         </w:tc>
@@ -3443,6 +3443,140 @@
                 <w:sz w:val="20"/>
               </w:rPr>
               <w:t xml:space="preserve">    MDMA</w:t>
+            </w:r>
+          </w:p>
+        </w:tc>
+        <w:tc>
+          <w:tcPr>
+            <w:tcW w:type="dxa" w:w="1872"/>
+            <w:vAlign w:val="center"/>
+            <w:tcBorders>
+              <w:top w:val="single" w:sz="4" w:color="BFBFBF"/>
+              <w:left w:val="single" w:sz="4" w:color="BFBFBF"/>
+              <w:bottom w:val="single" w:sz="4" w:color="BFBFBF"/>
+              <w:right w:val="single" w:sz="4" w:color="BFBFBF"/>
+            </w:tcBorders>
+            <w:tcMar>
+              <w:top w:w="80" w:type="dxa"/>
+              <w:left w:w="120" w:type="dxa"/>
+              <w:bottom w:w="80" w:type="dxa"/>
+              <w:right w:w="120" w:type="dxa"/>
+            </w:tcMar>
+          </w:tcPr>
+          <w:p>
+            <w:pPr>
+              <w:jc w:val="center"/>
+            </w:pPr>
+            <w:r/>
+            <w:r>
+              <w:rPr>
+                <w:rFonts w:ascii="Arial" w:hAnsi="Arial"/>
+                <w:b w:val="0"/>
+                <w:i w:val="0"/>
+                <w:sz w:val="20"/>
+              </w:rPr>
+              <w:t>0 (0%)</w:t>
+            </w:r>
+          </w:p>
+        </w:tc>
+        <w:tc>
+          <w:tcPr>
+            <w:tcW w:type="dxa" w:w="1872"/>
+            <w:vAlign w:val="center"/>
+            <w:tcBorders>
+              <w:top w:val="single" w:sz="4" w:color="BFBFBF"/>
+              <w:left w:val="single" w:sz="4" w:color="BFBFBF"/>
+              <w:bottom w:val="single" w:sz="4" w:color="BFBFBF"/>
+              <w:right w:val="single" w:sz="4" w:color="BFBFBF"/>
+            </w:tcBorders>
+            <w:tcMar>
+              <w:top w:w="80" w:type="dxa"/>
+              <w:left w:w="120" w:type="dxa"/>
+              <w:bottom w:w="80" w:type="dxa"/>
+              <w:right w:w="120" w:type="dxa"/>
+            </w:tcMar>
+          </w:tcPr>
+          <w:p>
+            <w:pPr>
+              <w:jc w:val="center"/>
+            </w:pPr>
+            <w:r/>
+            <w:r>
+              <w:rPr>
+                <w:rFonts w:ascii="Arial" w:hAnsi="Arial"/>
+                <w:b w:val="0"/>
+                <w:i w:val="0"/>
+                <w:sz w:val="20"/>
+              </w:rPr>
+              <w:t>0 (—)</w:t>
+            </w:r>
+          </w:p>
+        </w:tc>
+        <w:tc>
+          <w:tcPr>
+            <w:tcW w:type="dxa" w:w="1872"/>
+            <w:vAlign w:val="center"/>
+            <w:tcBorders>
+              <w:top w:val="single" w:sz="4" w:color="BFBFBF"/>
+              <w:left w:val="single" w:sz="4" w:color="BFBFBF"/>
+              <w:bottom w:val="single" w:sz="4" w:color="BFBFBF"/>
+              <w:right w:val="single" w:sz="4" w:color="BFBFBF"/>
+            </w:tcBorders>
+            <w:tcMar>
+              <w:top w:w="80" w:type="dxa"/>
+              <w:left w:w="120" w:type="dxa"/>
+              <w:bottom w:w="80" w:type="dxa"/>
+              <w:right w:w="120" w:type="dxa"/>
+            </w:tcMar>
+          </w:tcPr>
+          <w:p>
+            <w:pPr>
+              <w:jc w:val="center"/>
+            </w:pPr>
+            <w:r/>
+            <w:r>
+              <w:rPr>
+                <w:rFonts w:ascii="Arial" w:hAnsi="Arial"/>
+                <w:b w:val="0"/>
+                <w:i w:val="0"/>
+                <w:sz w:val="20"/>
+              </w:rPr>
+              <w:t>0 (0%)</w:t>
+            </w:r>
+          </w:p>
+        </w:tc>
+      </w:tr>
+      <w:tr>
+        <w:tc>
+          <w:tcPr>
+            <w:tcW w:type="dxa" w:w="3888"/>
+            <w:vAlign w:val="center"/>
+            <w:tcBorders>
+              <w:top w:val="single" w:sz="4" w:color="BFBFBF"/>
+              <w:left w:val="single" w:sz="4" w:color="BFBFBF"/>
+              <w:bottom w:val="single" w:sz="4" w:color="BFBFBF"/>
+              <w:right w:val="single" w:sz="4" w:color="BFBFBF"/>
+            </w:tcBorders>
+            <w:tcMar>
+              <w:top w:w="80" w:type="dxa"/>
+              <w:left w:w="120" w:type="dxa"/>
+              <w:bottom w:w="80" w:type="dxa"/>
+              <w:right w:w="120" w:type="dxa"/>
+            </w:tcMar>
+          </w:tcPr>
+          <w:p>
+            <w:pPr>
+              <w:jc w:val="left"/>
+            </w:pPr>
+            <w:r/>
+            <w:r>
+              <w:rPr>
+                <w:rFonts w:ascii="Arial" w:hAnsi="Arial"/>
+                <w:b w:val="0"/>
+                <w:i w:val="0"/>
+                <w:sz w:val="20"/>
+              </w:rPr>
+              <w:t xml:space="preserve">    Ibogaine</w:t>
             </w:r>
           </w:p>
         </w:tc>
@@ -4326,7 +4460,7 @@
                 <w:i w:val="0"/>
                 <w:sz w:val="20"/>
               </w:rPr>
-              <w:t>0%</w:t>
+              <w:t>25%</w:t>
             </w:r>
           </w:p>
         </w:tc>
@@ -4392,7 +4526,7 @@
                 <w:i w:val="0"/>
                 <w:sz w:val="20"/>
               </w:rPr>
-              <w:t>0%</w:t>
+              <w:t>25%</w:t>
             </w:r>
           </w:p>
         </w:tc>
@@ -4460,7 +4594,7 @@
                 <w:i w:val="0"/>
                 <w:sz w:val="20"/>
               </w:rPr>
-              <w:t>50%</w:t>
+              <w:t>100%</w:t>
             </w:r>
           </w:p>
         </w:tc>
@@ -4526,7 +4660,7 @@
                 <w:i w:val="0"/>
                 <w:sz w:val="20"/>
               </w:rPr>
-              <w:t>50%</w:t>
+              <w:t>100%</w:t>
             </w:r>
           </w:p>
         </w:tc>
@@ -4728,7 +4862,7 @@
                 <w:i w:val="0"/>
                 <w:sz w:val="20"/>
               </w:rPr>
-              <w:t>25%</w:t>
+              <w:t>100%</w:t>
             </w:r>
           </w:p>
         </w:tc>
@@ -4794,7 +4928,7 @@
                 <w:i w:val="0"/>
                 <w:sz w:val="20"/>
               </w:rPr>
-              <w:t>25%</w:t>
+              <w:t>100%</w:t>
             </w:r>
           </w:p>
         </w:tc>
@@ -4862,7 +4996,7 @@
                 <w:i w:val="0"/>
                 <w:sz w:val="20"/>
               </w:rPr>
-              <w:t>50%</w:t>
+              <w:t>75%</w:t>
             </w:r>
           </w:p>
         </w:tc>
@@ -4928,7 +5062,7 @@
                 <w:i w:val="0"/>
                 <w:sz w:val="20"/>
               </w:rPr>
-              <w:t>50%</w:t>
+              <w:t>75%</w:t>
             </w:r>
           </w:p>
         </w:tc>
@@ -4996,7 +5130,7 @@
                 <w:i w:val="0"/>
                 <w:sz w:val="20"/>
               </w:rPr>
-              <w:t>100%</w:t>
+              <w:t>25%</w:t>
             </w:r>
           </w:p>
         </w:tc>
@@ -5062,7 +5196,7 @@
                 <w:i w:val="0"/>
                 <w:sz w:val="20"/>
               </w:rPr>
-              <w:t>100%</w:t>
+              <w:t>25%</w:t>
             </w:r>
           </w:p>
         </w:tc>
@@ -5670,7 +5804,7 @@
               <w:bottom w:w="80" w:type="dxa"/>
               <w:right w:w="120" w:type="dxa"/>
             </w:tcMar>
-            <w:shd w:val="clear" w:color="auto" w:fill="8CE68C"/>
+            <w:shd w:val="clear" w:color="auto" w:fill="F2F2F2"/>
           </w:tcPr>
           <w:p>
             <w:pPr>
@@ -5684,7 +5818,7 @@
                 <w:i w:val="0"/>
                 <w:sz w:val="20"/>
               </w:rPr>
-              <w:t>100%</w:t>
+              <w:t>—</w:t>
             </w:r>
           </w:p>
         </w:tc>
@@ -6478,7 +6612,7 @@
               <w:bottom w:w="80" w:type="dxa"/>
               <w:right w:w="120" w:type="dxa"/>
             </w:tcMar>
-            <w:shd w:val="clear" w:color="auto" w:fill="FF8C8C"/>
+            <w:shd w:val="clear" w:color="auto" w:fill="FFC58C"/>
           </w:tcPr>
           <w:p>
             <w:pPr>
@@ -6492,7 +6626,7 @@
                 <w:i w:val="0"/>
                 <w:sz w:val="20"/>
               </w:rPr>
-              <w:t>0%</w:t>
+              <w:t>25%</w:t>
             </w:r>
           </w:p>
         </w:tc>
@@ -6579,7 +6713,7 @@
               <w:bottom w:w="80" w:type="dxa"/>
               <w:right w:w="120" w:type="dxa"/>
             </w:tcMar>
-            <w:shd w:val="clear" w:color="auto" w:fill="FFFF8C"/>
+            <w:shd w:val="clear" w:color="auto" w:fill="8CE68C"/>
           </w:tcPr>
           <w:p>
             <w:pPr>
@@ -6593,7 +6727,7 @@
                 <w:i w:val="0"/>
                 <w:sz w:val="20"/>
               </w:rPr>
-              <w:t>50%</w:t>
+              <w:t>100%</w:t>
             </w:r>
           </w:p>
         </w:tc>
@@ -6781,7 +6915,7 @@
               <w:bottom w:w="80" w:type="dxa"/>
               <w:right w:w="120" w:type="dxa"/>
             </w:tcMar>
-            <w:shd w:val="clear" w:color="auto" w:fill="FFC58C"/>
+            <w:shd w:val="clear" w:color="auto" w:fill="8CE68C"/>
           </w:tcPr>
           <w:p>
             <w:pPr>
@@ -6795,7 +6929,7 @@
                 <w:i w:val="0"/>
                 <w:sz w:val="20"/>
               </w:rPr>
-              <w:t>25%</w:t>
+              <w:t>100%</w:t>
             </w:r>
           </w:p>
         </w:tc>
@@ -6882,7 +7016,7 @@
               <w:bottom w:w="80" w:type="dxa"/>
               <w:right w:w="120" w:type="dxa"/>
             </w:tcMar>
-            <w:shd w:val="clear" w:color="auto" w:fill="FFFF8C"/>
+            <w:shd w:val="clear" w:color="auto" w:fill="C5E68C"/>
           </w:tcPr>
           <w:p>
             <w:pPr>
@@ -6896,7 +7030,7 @@
                 <w:i w:val="0"/>
                 <w:sz w:val="20"/>
               </w:rPr>
-              <w:t>50%</w:t>
+              <w:t>75%</w:t>
             </w:r>
           </w:p>
         </w:tc>
@@ -6983,7 +7117,7 @@
               <w:bottom w:w="80" w:type="dxa"/>
               <w:right w:w="120" w:type="dxa"/>
             </w:tcMar>
-            <w:shd w:val="clear" w:color="auto" w:fill="8CE68C"/>
+            <w:shd w:val="clear" w:color="auto" w:fill="FFC58C"/>
           </w:tcPr>
           <w:p>
             <w:pPr>
@@ -6997,7 +7131,7 @@
                 <w:i w:val="0"/>
                 <w:sz w:val="20"/>
               </w:rPr>
-              <w:t>100%</w:t>
+              <w:t>25%</w:t>
             </w:r>
           </w:p>
         </w:tc>
@@ -7287,7 +7421,7 @@
               <w:bottom w:w="80" w:type="dxa"/>
               <w:right w:w="120" w:type="dxa"/>
             </w:tcMar>
-            <w:shd w:val="clear" w:color="auto" w:fill="FF8C8C"/>
+            <w:shd w:val="clear" w:color="auto" w:fill="8CE68C"/>
           </w:tcPr>
           <w:p>
             <w:pPr>
@@ -7301,7 +7435,7 @@
                 <w:i w:val="0"/>
                 <w:sz w:val="20"/>
               </w:rPr>
-              <w:t>0%</w:t>
+              <w:t>100%</w:t>
             </w:r>
           </w:p>
         </w:tc>
@@ -7388,7 +7522,7 @@
               <w:bottom w:w="80" w:type="dxa"/>
               <w:right w:w="120" w:type="dxa"/>
             </w:tcMar>
-            <w:shd w:val="clear" w:color="auto" w:fill="FF8C8C"/>
+            <w:shd w:val="clear" w:color="auto" w:fill="8CE68C"/>
           </w:tcPr>
           <w:p>
             <w:pPr>
@@ -7402,7 +7536,7 @@
                 <w:i w:val="0"/>
                 <w:sz w:val="20"/>
               </w:rPr>
-              <w:t>0%</w:t>
+              <w:t>100%</w:t>
             </w:r>
           </w:p>
         </w:tc>
@@ -7590,7 +7724,7 @@
               <w:bottom w:w="80" w:type="dxa"/>
               <w:right w:w="120" w:type="dxa"/>
             </w:tcMar>
-            <w:shd w:val="clear" w:color="auto" w:fill="8CE68C"/>
+            <w:shd w:val="clear" w:color="auto" w:fill="C5E68C"/>
           </w:tcPr>
           <w:p>
             <w:pPr>
@@ -7604,7 +7738,7 @@
                 <w:i w:val="0"/>
                 <w:sz w:val="20"/>
               </w:rPr>
-              <w:t>100%</w:t>
+              <w:t>75%</w:t>
             </w:r>
           </w:p>
         </w:tc>
@@ -7691,7 +7825,7 @@
               <w:bottom w:w="80" w:type="dxa"/>
               <w:right w:w="120" w:type="dxa"/>
             </w:tcMar>
-            <w:shd w:val="clear" w:color="auto" w:fill="C5E68C"/>
+            <w:shd w:val="clear" w:color="auto" w:fill="FF8C8C"/>
           </w:tcPr>
           <w:p>
             <w:pPr>
@@ -7705,7 +7839,7 @@
                 <w:i w:val="0"/>
                 <w:sz w:val="20"/>
               </w:rPr>
-              <w:t>75%</w:t>
+              <w:t>0%</w:t>
             </w:r>
           </w:p>
         </w:tc>
@@ -7792,7 +7926,7 @@
               <w:bottom w:w="80" w:type="dxa"/>
               <w:right w:w="120" w:type="dxa"/>
             </w:tcMar>
-            <w:shd w:val="clear" w:color="auto" w:fill="C5E68C"/>
+            <w:shd w:val="clear" w:color="auto" w:fill="8CE68C"/>
           </w:tcPr>
           <w:p>
             <w:pPr>
@@ -7806,7 +7940,7 @@
                 <w:i w:val="0"/>
                 <w:sz w:val="20"/>
               </w:rPr>
-              <w:t>75%</w:t>
+              <w:t>100%</w:t>
             </w:r>
           </w:p>
         </w:tc>
@@ -9108,7 +9242,7 @@
               <w:bottom w:w="80" w:type="dxa"/>
               <w:right w:w="120" w:type="dxa"/>
             </w:tcMar>
-            <w:shd w:val="clear" w:color="auto" w:fill="FFFF8C"/>
+            <w:shd w:val="clear" w:color="auto" w:fill="FFC58C"/>
           </w:tcPr>
           <w:p>
             <w:pPr>
@@ -9122,7 +9256,7 @@
                 <w:i w:val="0"/>
                 <w:sz w:val="20"/>
               </w:rPr>
-              <w:t>50%</w:t>
+              <w:t>25%</w:t>
             </w:r>
           </w:p>
         </w:tc>
@@ -9512,7 +9646,7 @@
               <w:bottom w:w="80" w:type="dxa"/>
               <w:right w:w="120" w:type="dxa"/>
             </w:tcMar>
-            <w:shd w:val="clear" w:color="auto" w:fill="C5E68C"/>
+            <w:shd w:val="clear" w:color="auto" w:fill="8CE68C"/>
           </w:tcPr>
           <w:p>
             <w:pPr>
@@ -9526,7 +9660,7 @@
                 <w:i w:val="0"/>
                 <w:sz w:val="20"/>
               </w:rPr>
-              <w:t>75%</w:t>
+              <w:t>100%</w:t>
             </w:r>
           </w:p>
         </w:tc>
@@ -9613,7 +9747,7 @@
               <w:bottom w:w="80" w:type="dxa"/>
               <w:right w:w="120" w:type="dxa"/>
             </w:tcMar>
-            <w:shd w:val="clear" w:color="auto" w:fill="FFC58C"/>
+            <w:shd w:val="clear" w:color="auto" w:fill="C5E68C"/>
           </w:tcPr>
           <w:p>
             <w:pPr>
@@ -9627,7 +9761,7 @@
                 <w:i w:val="0"/>
                 <w:sz w:val="20"/>
               </w:rPr>
-              <w:t>25%</w:t>
+              <w:t>75%</w:t>
             </w:r>
           </w:p>
         </w:tc>
@@ -9714,7 +9848,7 @@
               <w:bottom w:w="80" w:type="dxa"/>
               <w:right w:w="120" w:type="dxa"/>
             </w:tcMar>
-            <w:shd w:val="clear" w:color="auto" w:fill="FFC58C"/>
+            <w:shd w:val="clear" w:color="auto" w:fill="FF8C8C"/>
           </w:tcPr>
           <w:p>
             <w:pPr>
@@ -9728,7 +9862,7 @@
                 <w:i w:val="0"/>
                 <w:sz w:val="20"/>
               </w:rPr>
-              <w:t>25%</w:t>
+              <w:t>0%</w:t>
             </w:r>
           </w:p>
         </w:tc>
@@ -9815,7 +9949,7 @@
               <w:bottom w:w="80" w:type="dxa"/>
               <w:right w:w="120" w:type="dxa"/>
             </w:tcMar>
-            <w:shd w:val="clear" w:color="auto" w:fill="FFC58C"/>
+            <w:shd w:val="clear" w:color="auto" w:fill="FF8C8C"/>
           </w:tcPr>
           <w:p>
             <w:pPr>
@@ -9829,7 +9963,7 @@
                 <w:i w:val="0"/>
                 <w:sz w:val="20"/>
               </w:rPr>
-              <w:t>25%</w:t>
+              <w:t>0%</w:t>
             </w:r>
           </w:p>
         </w:tc>
@@ -9916,7 +10050,7 @@
               <w:bottom w:w="80" w:type="dxa"/>
               <w:right w:w="120" w:type="dxa"/>
             </w:tcMar>
-            <w:shd w:val="clear" w:color="auto" w:fill="FFFF8C"/>
+            <w:shd w:val="clear" w:color="auto" w:fill="8CE68C"/>
           </w:tcPr>
           <w:p>
             <w:pPr>
@@ -9930,7 +10064,7 @@
                 <w:i w:val="0"/>
                 <w:sz w:val="20"/>
               </w:rPr>
-              <w:t>50%</w:t>
+              <w:t>100%</w:t>
             </w:r>
           </w:p>
         </w:tc>
@@ -10118,7 +10252,7 @@
               <w:bottom w:w="80" w:type="dxa"/>
               <w:right w:w="120" w:type="dxa"/>
             </w:tcMar>
-            <w:shd w:val="clear" w:color="auto" w:fill="FFFF8C"/>
+            <w:shd w:val="clear" w:color="auto" w:fill="C5E68C"/>
           </w:tcPr>
           <w:p>
             <w:pPr>
@@ -10132,7 +10266,7 @@
                 <w:i w:val="0"/>
                 <w:sz w:val="20"/>
               </w:rPr>
-              <w:t>50%</w:t>
+              <w:t>75%</w:t>
             </w:r>
           </w:p>
         </w:tc>
@@ -11717,7 +11851,7 @@
                 <w:i w:val="0"/>
                 <w:sz w:val="20"/>
               </w:rPr>
-              <w:t>75%</w:t>
+              <w:t>100%</w:t>
             </w:r>
           </w:p>
         </w:tc>
@@ -11783,7 +11917,7 @@
                 <w:i w:val="0"/>
                 <w:sz w:val="20"/>
               </w:rPr>
-              <w:t>75%</w:t>
+              <w:t>100%</w:t>
             </w:r>
           </w:p>
         </w:tc>
@@ -11851,7 +11985,7 @@
                 <w:i w:val="0"/>
                 <w:sz w:val="20"/>
               </w:rPr>
-              <w:t>25%</w:t>
+              <w:t>75%</w:t>
             </w:r>
           </w:p>
         </w:tc>
@@ -11917,7 +12051,7 @@
                 <w:i w:val="0"/>
                 <w:sz w:val="20"/>
               </w:rPr>
-              <w:t>25%</w:t>
+              <w:t>75%</w:t>
             </w:r>
           </w:p>
         </w:tc>
@@ -11985,7 +12119,7 @@
                 <w:i w:val="0"/>
                 <w:sz w:val="20"/>
               </w:rPr>
-              <w:t>25%</w:t>
+              <w:t>0%</w:t>
             </w:r>
           </w:p>
         </w:tc>
@@ -12051,7 +12185,7 @@
                 <w:i w:val="0"/>
                 <w:sz w:val="20"/>
               </w:rPr>
-              <w:t>25%</w:t>
+              <w:t>0%</w:t>
             </w:r>
           </w:p>
         </w:tc>
@@ -12119,7 +12253,7 @@
                 <w:i w:val="0"/>
                 <w:sz w:val="20"/>
               </w:rPr>
-              <w:t>25%</w:t>
+              <w:t>0%</w:t>
             </w:r>
           </w:p>
         </w:tc>
@@ -12185,7 +12319,7 @@
                 <w:i w:val="0"/>
                 <w:sz w:val="20"/>
               </w:rPr>
-              <w:t>25%</w:t>
+              <w:t>0%</w:t>
             </w:r>
           </w:p>
         </w:tc>
@@ -12253,7 +12387,7 @@
                 <w:i w:val="0"/>
                 <w:sz w:val="20"/>
               </w:rPr>
-              <w:t>50%</w:t>
+              <w:t>100%</w:t>
             </w:r>
           </w:p>
         </w:tc>
@@ -12319,7 +12453,7 @@
                 <w:i w:val="0"/>
                 <w:sz w:val="20"/>
               </w:rPr>
-              <w:t>50%</w:t>
+              <w:t>100%</w:t>
             </w:r>
           </w:p>
         </w:tc>
@@ -12521,7 +12655,7 @@
                 <w:i w:val="0"/>
                 <w:sz w:val="20"/>
               </w:rPr>
-              <w:t>50%</w:t>
+              <w:t>75%</w:t>
             </w:r>
           </w:p>
         </w:tc>
@@ -12587,7 +12721,7 @@
                 <w:i w:val="0"/>
                 <w:sz w:val="20"/>
               </w:rPr>
-              <w:t>50%</w:t>
+              <w:t>75%</w:t>
             </w:r>
           </w:p>
         </w:tc>

--- a/tables/Smoking_Descriptive_Analyses.docx
+++ b/tables/Smoking_Descriptive_Analyses.docx
@@ -4460,7 +4460,7 @@
                 <w:i w:val="0"/>
                 <w:sz w:val="20"/>
               </w:rPr>
-              <w:t>25%</w:t>
+              <w:t>0%</w:t>
             </w:r>
           </w:p>
         </w:tc>
@@ -4526,7 +4526,7 @@
                 <w:i w:val="0"/>
                 <w:sz w:val="20"/>
               </w:rPr>
-              <w:t>25%</w:t>
+              <w:t>0%</w:t>
             </w:r>
           </w:p>
         </w:tc>
@@ -5130,7 +5130,7 @@
                 <w:i w:val="0"/>
                 <w:sz w:val="20"/>
               </w:rPr>
-              <w:t>25%</w:t>
+              <w:t>100%</w:t>
             </w:r>
           </w:p>
         </w:tc>
@@ -5196,7 +5196,7 @@
                 <w:i w:val="0"/>
                 <w:sz w:val="20"/>
               </w:rPr>
-              <w:t>25%</w:t>
+              <w:t>100%</w:t>
             </w:r>
           </w:p>
         </w:tc>
@@ -6612,7 +6612,7 @@
               <w:bottom w:w="80" w:type="dxa"/>
               <w:right w:w="120" w:type="dxa"/>
             </w:tcMar>
-            <w:shd w:val="clear" w:color="auto" w:fill="FFC58C"/>
+            <w:shd w:val="clear" w:color="auto" w:fill="FF8C8C"/>
           </w:tcPr>
           <w:p>
             <w:pPr>
@@ -6626,7 +6626,7 @@
                 <w:i w:val="0"/>
                 <w:sz w:val="20"/>
               </w:rPr>
-              <w:t>25%</w:t>
+              <w:t>0%</w:t>
             </w:r>
           </w:p>
         </w:tc>
@@ -7117,7 +7117,7 @@
               <w:bottom w:w="80" w:type="dxa"/>
               <w:right w:w="120" w:type="dxa"/>
             </w:tcMar>
-            <w:shd w:val="clear" w:color="auto" w:fill="FFC58C"/>
+            <w:shd w:val="clear" w:color="auto" w:fill="8CE68C"/>
           </w:tcPr>
           <w:p>
             <w:pPr>
@@ -7131,7 +7131,7 @@
                 <w:i w:val="0"/>
                 <w:sz w:val="20"/>
               </w:rPr>
-              <w:t>25%</w:t>
+              <w:t>100%</w:t>
             </w:r>
           </w:p>
         </w:tc>
@@ -7825,7 +7825,7 @@
               <w:bottom w:w="80" w:type="dxa"/>
               <w:right w:w="120" w:type="dxa"/>
             </w:tcMar>
-            <w:shd w:val="clear" w:color="auto" w:fill="FF8C8C"/>
+            <w:shd w:val="clear" w:color="auto" w:fill="FFC58C"/>
           </w:tcPr>
           <w:p>
             <w:pPr>
@@ -7839,7 +7839,7 @@
                 <w:i w:val="0"/>
                 <w:sz w:val="20"/>
               </w:rPr>
-              <w:t>0%</w:t>
+              <w:t>25%</w:t>
             </w:r>
           </w:p>
         </w:tc>
@@ -9242,7 +9242,7 @@
               <w:bottom w:w="80" w:type="dxa"/>
               <w:right w:w="120" w:type="dxa"/>
             </w:tcMar>
-            <w:shd w:val="clear" w:color="auto" w:fill="FFC58C"/>
+            <w:shd w:val="clear" w:color="auto" w:fill="FFFF8C"/>
           </w:tcPr>
           <w:p>
             <w:pPr>
@@ -9256,7 +9256,7 @@
                 <w:i w:val="0"/>
                 <w:sz w:val="20"/>
               </w:rPr>
-              <w:t>25%</w:t>
+              <w:t>50%</w:t>
             </w:r>
           </w:p>
         </w:tc>
@@ -9747,7 +9747,7 @@
               <w:bottom w:w="80" w:type="dxa"/>
               <w:right w:w="120" w:type="dxa"/>
             </w:tcMar>
-            <w:shd w:val="clear" w:color="auto" w:fill="C5E68C"/>
+            <w:shd w:val="clear" w:color="auto" w:fill="FFFF8C"/>
           </w:tcPr>
           <w:p>
             <w:pPr>
@@ -9761,7 +9761,7 @@
                 <w:i w:val="0"/>
                 <w:sz w:val="20"/>
               </w:rPr>
-              <w:t>75%</w:t>
+              <w:t>50%</w:t>
             </w:r>
           </w:p>
         </w:tc>
@@ -11985,7 +11985,7 @@
                 <w:i w:val="0"/>
                 <w:sz w:val="20"/>
               </w:rPr>
-              <w:t>75%</w:t>
+              <w:t>50%</w:t>
             </w:r>
           </w:p>
         </w:tc>
@@ -12051,7 +12051,7 @@
                 <w:i w:val="0"/>
                 <w:sz w:val="20"/>
               </w:rPr>
-              <w:t>75%</w:t>
+              <w:t>50%</w:t>
             </w:r>
           </w:p>
         </w:tc>

--- a/tables/Smoking_Descriptive_Analyses.docx
+++ b/tables/Smoking_Descriptive_Analyses.docx
@@ -7401,7 +7401,7 @@
                 <w:i w:val="0"/>
                 <w:sz w:val="20"/>
               </w:rPr>
-              <w:t xml:space="preserve">    Baseline severity reported</w:t>
+              <w:t xml:space="preserve">    Baseline status reported</w:t>
             </w:r>
           </w:p>
         </w:tc>
